--- a/Documentation.docx
+++ b/Documentation.docx
@@ -226,10 +226,11 @@
           <w:sz w:val="36"/>
           <w:szCs w:val="36"/>
         </w:rPr>
-        <w:t xml:space="preserve"> </w:t>
-      </w:r>
-      <w:proofErr w:type="spellStart"/>
-      <w:r>
+        <w:t xml:space="preserve"> Owur Odera</w:t>
+      </w:r>
+    </w:p>
+    <w:p>
+      <w:pPr>
         <w:rPr>
           <w:rFonts w:ascii="Times New Roman" w:eastAsiaTheme="majorEastAsia" w:hAnsi="Times New Roman" w:cs="Times New Roman"/>
           <w:b/>
@@ -237,10 +238,10 @@
           <w:sz w:val="36"/>
           <w:szCs w:val="36"/>
         </w:rPr>
-        <w:t>Owur</w:t>
-      </w:r>
-      <w:proofErr w:type="spellEnd"/>
-      <w:r>
+      </w:pPr>
+    </w:p>
+    <w:p>
+      <w:pPr>
         <w:rPr>
           <w:rFonts w:ascii="Times New Roman" w:eastAsiaTheme="majorEastAsia" w:hAnsi="Times New Roman" w:cs="Times New Roman"/>
           <w:b/>
@@ -248,8 +249,7 @@
           <w:sz w:val="36"/>
           <w:szCs w:val="36"/>
         </w:rPr>
-        <w:t xml:space="preserve"> Odera</w:t>
-      </w:r>
+      </w:pPr>
     </w:p>
     <w:p>
       <w:pPr>
@@ -308,28 +308,6 @@
     </w:p>
     <w:p>
       <w:pPr>
-        <w:rPr>
-          <w:rFonts w:ascii="Times New Roman" w:eastAsiaTheme="majorEastAsia" w:hAnsi="Times New Roman" w:cs="Times New Roman"/>
-          <w:b/>
-          <w:bCs/>
-          <w:sz w:val="36"/>
-          <w:szCs w:val="36"/>
-        </w:rPr>
-      </w:pPr>
-    </w:p>
-    <w:p>
-      <w:pPr>
-        <w:rPr>
-          <w:rFonts w:ascii="Times New Roman" w:eastAsiaTheme="majorEastAsia" w:hAnsi="Times New Roman" w:cs="Times New Roman"/>
-          <w:b/>
-          <w:bCs/>
-          <w:sz w:val="36"/>
-          <w:szCs w:val="36"/>
-        </w:rPr>
-      </w:pPr>
-    </w:p>
-    <w:p>
-      <w:pPr>
         <w:jc w:val="center"/>
         <w:rPr>
           <w:rFonts w:ascii="Times New Roman" w:eastAsiaTheme="majorEastAsia" w:hAnsi="Times New Roman" w:cs="Times New Roman"/>
@@ -352,6 +330,14 @@
     </w:p>
     <w:sdt>
       <w:sdtPr>
+        <w:rPr>
+          <w:rFonts w:asciiTheme="minorHAnsi" w:eastAsiaTheme="minorHAnsi" w:hAnsiTheme="minorHAnsi" w:cstheme="minorBidi"/>
+          <w:color w:val="auto"/>
+          <w:kern w:val="2"/>
+          <w:sz w:val="24"/>
+          <w:szCs w:val="24"/>
+          <w14:ligatures w14:val="standardContextual"/>
+        </w:rPr>
         <w:id w:val="919607478"/>
         <w:docPartObj>
           <w:docPartGallery w:val="Table of Contents"/>
@@ -360,15 +346,9 @@
       </w:sdtPr>
       <w:sdtEndPr>
         <w:rPr>
-          <w:rFonts w:asciiTheme="minorHAnsi" w:eastAsiaTheme="minorHAnsi" w:hAnsiTheme="minorHAnsi" w:cstheme="minorBidi"/>
           <w:b/>
           <w:bCs/>
           <w:noProof/>
-          <w:color w:val="auto"/>
-          <w:kern w:val="2"/>
-          <w:sz w:val="24"/>
-          <w:szCs w:val="24"/>
-          <w14:ligatures w14:val="standardContextual"/>
         </w:rPr>
       </w:sdtEndPr>
       <w:sdtContent>
@@ -421,7 +401,7 @@
           <w:r>
             <w:fldChar w:fldCharType="separate"/>
           </w:r>
-          <w:hyperlink w:anchor="_Toc224596282" w:history="1">
+          <w:hyperlink w:anchor="_Toc224597197" w:history="1">
             <w:r>
               <w:rPr>
                 <w:rStyle w:val="Hyperlink"/>
@@ -430,7 +410,7 @@
                 <w:bCs/>
                 <w:noProof/>
               </w:rPr>
-              <w:t>SECTION A: DATA MODEL VALIDATION</w:t>
+              <w:t>Power BI File (.pbix) Link</w:t>
             </w:r>
             <w:r>
               <w:rPr>
@@ -451,7 +431,7 @@
                 <w:noProof/>
                 <w:webHidden/>
               </w:rPr>
-              <w:instrText xml:space="preserve"> PAGEREF _Toc224596282 \h </w:instrText>
+              <w:instrText xml:space="preserve"> PAGEREF _Toc224597197 \h </w:instrText>
             </w:r>
             <w:r>
               <w:rPr>
@@ -471,7 +451,7 @@
                 <w:noProof/>
                 <w:webHidden/>
               </w:rPr>
-              <w:t>2</w:t>
+              <w:t>3</w:t>
             </w:r>
             <w:r>
               <w:rPr>
@@ -493,7 +473,7 @@
               <w:noProof/>
             </w:rPr>
           </w:pPr>
-          <w:hyperlink w:anchor="_Toc224596283" w:history="1">
+          <w:hyperlink w:anchor="_Toc224597198" w:history="1">
             <w:r>
               <w:rPr>
                 <w:rStyle w:val="Hyperlink"/>
@@ -502,7 +482,7 @@
                 <w:bCs/>
                 <w:noProof/>
               </w:rPr>
-              <w:t>SECTION B: CORE DAX MEASURES</w:t>
+              <w:t>Dataset Source Link</w:t>
             </w:r>
             <w:r>
               <w:rPr>
@@ -523,7 +503,7 @@
                 <w:noProof/>
                 <w:webHidden/>
               </w:rPr>
-              <w:instrText xml:space="preserve"> PAGEREF _Toc224596283 \h </w:instrText>
+              <w:instrText xml:space="preserve"> PAGEREF _Toc224597198 \h </w:instrText>
             </w:r>
             <w:r>
               <w:rPr>
@@ -565,7 +545,7 @@
               <w:noProof/>
             </w:rPr>
           </w:pPr>
-          <w:hyperlink w:anchor="_Toc224596284" w:history="1">
+          <w:hyperlink w:anchor="_Toc224597199" w:history="1">
             <w:r>
               <w:rPr>
                 <w:rStyle w:val="Hyperlink"/>
@@ -574,7 +554,7 @@
                 <w:bCs/>
                 <w:noProof/>
               </w:rPr>
-              <w:t>SECTION C: CALCULATED COLUMNS</w:t>
+              <w:t>SECTION A: DATA MODEL VALIDATION</w:t>
             </w:r>
             <w:r>
               <w:rPr>
@@ -595,7 +575,7 @@
                 <w:noProof/>
                 <w:webHidden/>
               </w:rPr>
-              <w:instrText xml:space="preserve"> PAGEREF _Toc224596284 \h </w:instrText>
+              <w:instrText xml:space="preserve"> PAGEREF _Toc224597199 \h </w:instrText>
             </w:r>
             <w:r>
               <w:rPr>
@@ -615,7 +595,7 @@
                 <w:noProof/>
                 <w:webHidden/>
               </w:rPr>
-              <w:t>6</w:t>
+              <w:t>3</w:t>
             </w:r>
             <w:r>
               <w:rPr>
@@ -637,7 +617,7 @@
               <w:noProof/>
             </w:rPr>
           </w:pPr>
-          <w:hyperlink w:anchor="_Toc224596285" w:history="1">
+          <w:hyperlink w:anchor="_Toc224597200" w:history="1">
             <w:r>
               <w:rPr>
                 <w:rStyle w:val="Hyperlink"/>
@@ -646,7 +626,7 @@
                 <w:bCs/>
                 <w:noProof/>
               </w:rPr>
-              <w:t>SECTION D: FILTER CONTEXT &amp; CALCULATE</w:t>
+              <w:t>SECTION B: CORE DAX MEASURES</w:t>
             </w:r>
             <w:r>
               <w:rPr>
@@ -667,7 +647,7 @@
                 <w:noProof/>
                 <w:webHidden/>
               </w:rPr>
-              <w:instrText xml:space="preserve"> PAGEREF _Toc224596285 \h </w:instrText>
+              <w:instrText xml:space="preserve"> PAGEREF _Toc224597200 \h </w:instrText>
             </w:r>
             <w:r>
               <w:rPr>
@@ -687,7 +667,7 @@
                 <w:noProof/>
                 <w:webHidden/>
               </w:rPr>
-              <w:t>7</w:t>
+              <w:t>5</w:t>
             </w:r>
             <w:r>
               <w:rPr>
@@ -709,7 +689,7 @@
               <w:noProof/>
             </w:rPr>
           </w:pPr>
-          <w:hyperlink w:anchor="_Toc224596286" w:history="1">
+          <w:hyperlink w:anchor="_Toc224597201" w:history="1">
             <w:r>
               <w:rPr>
                 <w:rStyle w:val="Hyperlink"/>
@@ -718,7 +698,7 @@
                 <w:bCs/>
                 <w:noProof/>
               </w:rPr>
-              <w:t>SECTION E: ITERATOR FUNCTION</w:t>
+              <w:t>SECTION C: CALCULATED COLUMNS</w:t>
             </w:r>
             <w:r>
               <w:rPr>
@@ -739,7 +719,7 @@
                 <w:noProof/>
                 <w:webHidden/>
               </w:rPr>
-              <w:instrText xml:space="preserve"> PAGEREF _Toc224596286 \h </w:instrText>
+              <w:instrText xml:space="preserve"> PAGEREF _Toc224597201 \h </w:instrText>
             </w:r>
             <w:r>
               <w:rPr>
@@ -759,7 +739,7 @@
                 <w:noProof/>
                 <w:webHidden/>
               </w:rPr>
-              <w:t>8</w:t>
+              <w:t>7</w:t>
             </w:r>
             <w:r>
               <w:rPr>
@@ -781,7 +761,7 @@
               <w:noProof/>
             </w:rPr>
           </w:pPr>
-          <w:hyperlink w:anchor="_Toc224596287" w:history="1">
+          <w:hyperlink w:anchor="_Toc224597202" w:history="1">
             <w:r>
               <w:rPr>
                 <w:rStyle w:val="Hyperlink"/>
@@ -790,7 +770,7 @@
                 <w:bCs/>
                 <w:noProof/>
               </w:rPr>
-              <w:t>SECTION F: TIME INTELLIGENCE</w:t>
+              <w:t>SECTION D: FILTER CONTEXT &amp; CALCULATE</w:t>
             </w:r>
             <w:r>
               <w:rPr>
@@ -811,7 +791,7 @@
                 <w:noProof/>
                 <w:webHidden/>
               </w:rPr>
-              <w:instrText xml:space="preserve"> PAGEREF _Toc224596287 \h </w:instrText>
+              <w:instrText xml:space="preserve"> PAGEREF _Toc224597202 \h </w:instrText>
             </w:r>
             <w:r>
               <w:rPr>
@@ -831,7 +811,7 @@
                 <w:noProof/>
                 <w:webHidden/>
               </w:rPr>
-              <w:t>10</w:t>
+              <w:t>9</w:t>
             </w:r>
             <w:r>
               <w:rPr>
@@ -853,7 +833,7 @@
               <w:noProof/>
             </w:rPr>
           </w:pPr>
-          <w:hyperlink w:anchor="_Toc224596288" w:history="1">
+          <w:hyperlink w:anchor="_Toc224597203" w:history="1">
             <w:r>
               <w:rPr>
                 <w:rStyle w:val="Hyperlink"/>
@@ -862,6 +842,150 @@
                 <w:bCs/>
                 <w:noProof/>
               </w:rPr>
+              <w:t>SECTION E: ITERATOR FUNCTION</w:t>
+            </w:r>
+            <w:r>
+              <w:rPr>
+                <w:noProof/>
+                <w:webHidden/>
+              </w:rPr>
+              <w:tab/>
+            </w:r>
+            <w:r>
+              <w:rPr>
+                <w:noProof/>
+                <w:webHidden/>
+              </w:rPr>
+              <w:fldChar w:fldCharType="begin"/>
+            </w:r>
+            <w:r>
+              <w:rPr>
+                <w:noProof/>
+                <w:webHidden/>
+              </w:rPr>
+              <w:instrText xml:space="preserve"> PAGEREF _Toc224597203 \h </w:instrText>
+            </w:r>
+            <w:r>
+              <w:rPr>
+                <w:noProof/>
+                <w:webHidden/>
+              </w:rPr>
+            </w:r>
+            <w:r>
+              <w:rPr>
+                <w:noProof/>
+                <w:webHidden/>
+              </w:rPr>
+              <w:fldChar w:fldCharType="separate"/>
+            </w:r>
+            <w:r>
+              <w:rPr>
+                <w:noProof/>
+                <w:webHidden/>
+              </w:rPr>
+              <w:t>9</w:t>
+            </w:r>
+            <w:r>
+              <w:rPr>
+                <w:noProof/>
+                <w:webHidden/>
+              </w:rPr>
+              <w:fldChar w:fldCharType="end"/>
+            </w:r>
+          </w:hyperlink>
+        </w:p>
+        <w:p>
+          <w:pPr>
+            <w:pStyle w:val="TOC1"/>
+            <w:tabs>
+              <w:tab w:val="right" w:leader="dot" w:pos="9350"/>
+            </w:tabs>
+            <w:rPr>
+              <w:rFonts w:eastAsiaTheme="minorEastAsia"/>
+              <w:noProof/>
+            </w:rPr>
+          </w:pPr>
+          <w:hyperlink w:anchor="_Toc224597204" w:history="1">
+            <w:r>
+              <w:rPr>
+                <w:rStyle w:val="Hyperlink"/>
+                <w:rFonts w:ascii="Times New Roman" w:hAnsi="Times New Roman" w:cs="Times New Roman"/>
+                <w:b/>
+                <w:bCs/>
+                <w:noProof/>
+              </w:rPr>
+              <w:t>SECTION F: TIME INTELLIGENCE</w:t>
+            </w:r>
+            <w:r>
+              <w:rPr>
+                <w:noProof/>
+                <w:webHidden/>
+              </w:rPr>
+              <w:tab/>
+            </w:r>
+            <w:r>
+              <w:rPr>
+                <w:noProof/>
+                <w:webHidden/>
+              </w:rPr>
+              <w:fldChar w:fldCharType="begin"/>
+            </w:r>
+            <w:r>
+              <w:rPr>
+                <w:noProof/>
+                <w:webHidden/>
+              </w:rPr>
+              <w:instrText xml:space="preserve"> PAGEREF _Toc224597204 \h </w:instrText>
+            </w:r>
+            <w:r>
+              <w:rPr>
+                <w:noProof/>
+                <w:webHidden/>
+              </w:rPr>
+            </w:r>
+            <w:r>
+              <w:rPr>
+                <w:noProof/>
+                <w:webHidden/>
+              </w:rPr>
+              <w:fldChar w:fldCharType="separate"/>
+            </w:r>
+            <w:r>
+              <w:rPr>
+                <w:noProof/>
+                <w:webHidden/>
+              </w:rPr>
+              <w:t>11</w:t>
+            </w:r>
+            <w:r>
+              <w:rPr>
+                <w:noProof/>
+                <w:webHidden/>
+              </w:rPr>
+              <w:fldChar w:fldCharType="end"/>
+            </w:r>
+          </w:hyperlink>
+        </w:p>
+        <w:p>
+          <w:pPr>
+            <w:pStyle w:val="TOC1"/>
+            <w:tabs>
+              <w:tab w:val="right" w:leader="dot" w:pos="9350"/>
+            </w:tabs>
+            <w:rPr>
+              <w:rFonts w:eastAsiaTheme="minorEastAsia"/>
+              <w:noProof/>
+            </w:rPr>
+          </w:pPr>
+          <w:hyperlink w:anchor="_Toc224597205" w:history="1">
+            <w:r>
+              <w:rPr>
+                <w:rStyle w:val="Hyperlink"/>
+                <w:rFonts w:ascii="Times New Roman" w:hAnsi="Times New Roman" w:cs="Times New Roman"/>
+                <w:b/>
+                <w:bCs/>
+                <w:noProof/>
+              </w:rPr>
               <w:t>SECTION G: VISUAL VALIDATION</w:t>
             </w:r>
             <w:r>
@@ -883,7 +1007,7 @@
                 <w:noProof/>
                 <w:webHidden/>
               </w:rPr>
-              <w:instrText xml:space="preserve"> PAGEREF _Toc224596288 \h </w:instrText>
+              <w:instrText xml:space="preserve"> PAGEREF _Toc224597205 \h </w:instrText>
             </w:r>
             <w:r>
               <w:rPr>
@@ -903,7 +1027,79 @@
                 <w:noProof/>
                 <w:webHidden/>
               </w:rPr>
-              <w:t>12</w:t>
+              <w:t>13</w:t>
+            </w:r>
+            <w:r>
+              <w:rPr>
+                <w:noProof/>
+                <w:webHidden/>
+              </w:rPr>
+              <w:fldChar w:fldCharType="end"/>
+            </w:r>
+          </w:hyperlink>
+        </w:p>
+        <w:p>
+          <w:pPr>
+            <w:pStyle w:val="TOC1"/>
+            <w:tabs>
+              <w:tab w:val="right" w:leader="dot" w:pos="9350"/>
+            </w:tabs>
+            <w:rPr>
+              <w:rFonts w:eastAsiaTheme="minorEastAsia"/>
+              <w:noProof/>
+            </w:rPr>
+          </w:pPr>
+          <w:hyperlink w:anchor="_Toc224597206" w:history="1">
+            <w:r>
+              <w:rPr>
+                <w:rStyle w:val="Hyperlink"/>
+                <w:rFonts w:ascii="Times New Roman" w:hAnsi="Times New Roman" w:cs="Times New Roman"/>
+                <w:b/>
+                <w:bCs/>
+                <w:noProof/>
+              </w:rPr>
+              <w:t>GitHub Link</w:t>
+            </w:r>
+            <w:r>
+              <w:rPr>
+                <w:noProof/>
+                <w:webHidden/>
+              </w:rPr>
+              <w:tab/>
+            </w:r>
+            <w:r>
+              <w:rPr>
+                <w:noProof/>
+                <w:webHidden/>
+              </w:rPr>
+              <w:fldChar w:fldCharType="begin"/>
+            </w:r>
+            <w:r>
+              <w:rPr>
+                <w:noProof/>
+                <w:webHidden/>
+              </w:rPr>
+              <w:instrText xml:space="preserve"> PAGEREF _Toc224597206 \h </w:instrText>
+            </w:r>
+            <w:r>
+              <w:rPr>
+                <w:noProof/>
+                <w:webHidden/>
+              </w:rPr>
+            </w:r>
+            <w:r>
+              <w:rPr>
+                <w:noProof/>
+                <w:webHidden/>
+              </w:rPr>
+              <w:fldChar w:fldCharType="separate"/>
+            </w:r>
+            <w:r>
+              <w:rPr>
+                <w:noProof/>
+                <w:webHidden/>
+              </w:rPr>
+              <w:t>13</w:t>
             </w:r>
             <w:r>
               <w:rPr>
@@ -952,8 +1148,6 @@
     <w:p/>
     <w:p/>
     <w:p/>
-    <w:p/>
-    <w:p/>
     <w:p>
       <w:pPr>
         <w:pStyle w:val="Heading1"/>
@@ -967,7 +1161,7 @@
         </w:rPr>
       </w:pPr>
       <w:bookmarkStart w:id="0" w:name="_Toc224596210"/>
-      <w:bookmarkStart w:id="1" w:name="_Toc224596282"/>
+      <w:bookmarkStart w:id="1" w:name="_Toc224597197"/>
       <w:r>
         <w:rPr>
           <w:rFonts w:ascii="Times New Roman" w:hAnsi="Times New Roman" w:cs="Times New Roman"/>
@@ -978,10 +1172,104 @@
           <w:szCs w:val="24"/>
         </w:rPr>
         <w:lastRenderedPageBreak/>
+        <w:t xml:space="preserve">Power BI File </w:t>
+      </w:r>
+      <w:r>
+        <w:rPr>
+          <w:rFonts w:ascii="Times New Roman" w:hAnsi="Times New Roman" w:cs="Times New Roman"/>
+          <w:b/>
+          <w:bCs/>
+          <w:color w:val="auto"/>
+          <w:sz w:val="24"/>
+          <w:szCs w:val="24"/>
+        </w:rPr>
+        <w:t>(.pbix)</w:t>
+      </w:r>
+      <w:r>
+        <w:rPr>
+          <w:rFonts w:ascii="Times New Roman" w:hAnsi="Times New Roman" w:cs="Times New Roman"/>
+          <w:b/>
+          <w:bCs/>
+          <w:color w:val="auto"/>
+          <w:sz w:val="24"/>
+          <w:szCs w:val="24"/>
+        </w:rPr>
+        <w:t xml:space="preserve"> Link</w:t>
+      </w:r>
+      <w:bookmarkEnd w:id="1"/>
+    </w:p>
+    <w:p>
+      <w:hyperlink r:id="rId8" w:history="1">
+        <w:r>
+          <w:rPr>
+            <w:rStyle w:val="Hyperlink"/>
+          </w:rPr>
+          <w:t>Business-Intelligence-DAX-Lab-DSA3050-/DAX.pbix at main · HermelaDev/Business-Intelligence-DAX-Lab-DSA3050-</w:t>
+        </w:r>
+      </w:hyperlink>
+    </w:p>
+    <w:p>
+      <w:pPr>
+        <w:pStyle w:val="Heading1"/>
+        <w:rPr>
+          <w:rFonts w:ascii="Times New Roman" w:hAnsi="Times New Roman" w:cs="Times New Roman"/>
+          <w:b/>
+          <w:bCs/>
+          <w:color w:val="auto"/>
+          <w:sz w:val="24"/>
+          <w:szCs w:val="24"/>
+        </w:rPr>
+      </w:pPr>
+      <w:bookmarkStart w:id="2" w:name="_Toc224597198"/>
+      <w:r>
+        <w:rPr>
+          <w:rFonts w:ascii="Times New Roman" w:hAnsi="Times New Roman" w:cs="Times New Roman"/>
+          <w:b/>
+          <w:bCs/>
+          <w:color w:val="auto"/>
+          <w:sz w:val="24"/>
+          <w:szCs w:val="24"/>
+        </w:rPr>
+        <w:t>Dataset Source Link</w:t>
+      </w:r>
+      <w:bookmarkEnd w:id="2"/>
+    </w:p>
+    <w:p>
+      <w:hyperlink r:id="rId9" w:history="1">
+        <w:r>
+          <w:rPr>
+            <w:rStyle w:val="Hyperlink"/>
+          </w:rPr>
+          <w:t>https://www.kaggle.com/datasets/thesnak/complete-dax-practice-dataset?resource=download</w:t>
+        </w:r>
+      </w:hyperlink>
+    </w:p>
+    <w:p>
+      <w:pPr>
+        <w:pStyle w:val="Heading1"/>
+        <w:rPr>
+          <w:rFonts w:ascii="Times New Roman" w:hAnsi="Times New Roman" w:cs="Times New Roman"/>
+          <w:b/>
+          <w:bCs/>
+          <w:color w:val="auto"/>
+          <w:sz w:val="24"/>
+          <w:szCs w:val="24"/>
+        </w:rPr>
+      </w:pPr>
+      <w:bookmarkStart w:id="3" w:name="_Toc224597199"/>
+      <w:r>
+        <w:rPr>
+          <w:rFonts w:ascii="Times New Roman" w:hAnsi="Times New Roman" w:cs="Times New Roman"/>
+          <w:b/>
+          <w:bCs/>
+          <w:color w:val="auto"/>
+          <w:sz w:val="24"/>
+          <w:szCs w:val="24"/>
+        </w:rPr>
         <w:t>SECTION A: DATA MODEL VALIDATION</w:t>
       </w:r>
       <w:bookmarkEnd w:id="0"/>
-      <w:bookmarkEnd w:id="1"/>
+      <w:bookmarkEnd w:id="3"/>
     </w:p>
     <w:p>
       <w:pPr>
@@ -1012,105 +1300,19 @@
         <w:rPr>
           <w:rFonts w:ascii="Times New Roman" w:hAnsi="Times New Roman" w:cs="Times New Roman"/>
         </w:rPr>
-        <w:t xml:space="preserve">The dataset used for this assignment is the Complete DAX Practice Dataset, a synthetic e-commerce dataset simulating a multi-year sales environment (2018–2024). It consists of approximately 100,000 rows in the fact table, making it well-suited for high-volume data analysis. The data is organized in a Star Schema with a central </w:t>
-      </w:r>
-      <w:proofErr w:type="spellStart"/>
-      <w:r>
-        <w:rPr>
-          <w:rFonts w:ascii="Times New Roman" w:hAnsi="Times New Roman" w:cs="Times New Roman"/>
-        </w:rPr>
-        <w:t>FactSales</w:t>
-      </w:r>
-      <w:proofErr w:type="spellEnd"/>
-      <w:r>
-        <w:rPr>
-          <w:rFonts w:ascii="Times New Roman" w:hAnsi="Times New Roman" w:cs="Times New Roman"/>
-        </w:rPr>
-        <w:t xml:space="preserve"> table and </w:t>
-      </w:r>
-      <w:proofErr w:type="gramStart"/>
-      <w:r>
-        <w:rPr>
-          <w:rFonts w:ascii="Times New Roman" w:hAnsi="Times New Roman" w:cs="Times New Roman"/>
-        </w:rPr>
-        <w:t>five dimension</w:t>
-      </w:r>
-      <w:proofErr w:type="gramEnd"/>
-      <w:r>
-        <w:rPr>
-          <w:rFonts w:ascii="Times New Roman" w:hAnsi="Times New Roman" w:cs="Times New Roman"/>
-        </w:rPr>
-        <w:t xml:space="preserve"> tables (</w:t>
-      </w:r>
-      <w:proofErr w:type="spellStart"/>
-      <w:r>
-        <w:rPr>
-          <w:rFonts w:ascii="Times New Roman" w:hAnsi="Times New Roman" w:cs="Times New Roman"/>
-        </w:rPr>
-        <w:t>DimProduct</w:t>
-      </w:r>
-      <w:proofErr w:type="spellEnd"/>
-      <w:r>
-        <w:rPr>
-          <w:rFonts w:ascii="Times New Roman" w:hAnsi="Times New Roman" w:cs="Times New Roman"/>
-        </w:rPr>
-        <w:t xml:space="preserve">, </w:t>
-      </w:r>
-      <w:proofErr w:type="spellStart"/>
-      <w:r>
-        <w:rPr>
-          <w:rFonts w:ascii="Times New Roman" w:hAnsi="Times New Roman" w:cs="Times New Roman"/>
-        </w:rPr>
-        <w:t>DimCustomer</w:t>
-      </w:r>
-      <w:proofErr w:type="spellEnd"/>
-      <w:r>
-        <w:rPr>
-          <w:rFonts w:ascii="Times New Roman" w:hAnsi="Times New Roman" w:cs="Times New Roman"/>
-        </w:rPr>
-        <w:t xml:space="preserve">, </w:t>
-      </w:r>
-      <w:proofErr w:type="spellStart"/>
-      <w:r>
-        <w:rPr>
-          <w:rFonts w:ascii="Times New Roman" w:hAnsi="Times New Roman" w:cs="Times New Roman"/>
-        </w:rPr>
-        <w:t>DimDate</w:t>
-      </w:r>
-      <w:proofErr w:type="spellEnd"/>
-      <w:r>
-        <w:rPr>
-          <w:rFonts w:ascii="Times New Roman" w:hAnsi="Times New Roman" w:cs="Times New Roman"/>
-        </w:rPr>
-        <w:t xml:space="preserve">, </w:t>
-      </w:r>
-      <w:proofErr w:type="spellStart"/>
-      <w:r>
-        <w:rPr>
-          <w:rFonts w:ascii="Times New Roman" w:hAnsi="Times New Roman" w:cs="Times New Roman"/>
-        </w:rPr>
-        <w:t>DimEmployee</w:t>
-      </w:r>
-      <w:proofErr w:type="spellEnd"/>
-      <w:r>
-        <w:rPr>
-          <w:rFonts w:ascii="Times New Roman" w:hAnsi="Times New Roman" w:cs="Times New Roman"/>
-        </w:rPr>
-        <w:t xml:space="preserve">, and </w:t>
-      </w:r>
-      <w:proofErr w:type="spellStart"/>
-      <w:r>
-        <w:rPr>
-          <w:rFonts w:ascii="Times New Roman" w:hAnsi="Times New Roman" w:cs="Times New Roman"/>
-        </w:rPr>
-        <w:t>DimGeography</w:t>
-      </w:r>
-      <w:proofErr w:type="spellEnd"/>
-      <w:r>
-        <w:rPr>
-          <w:rFonts w:ascii="Times New Roman" w:hAnsi="Times New Roman" w:cs="Times New Roman"/>
-        </w:rPr>
-        <w:t>), allowing for granular slicing across categories, geography, and time.</w:t>
+        <w:t>The dataset used for this assignment is the Complete DAX Practice Dataset, a synthetic e-commerce dataset simulating a multi-year sales environment (2018</w:t>
+      </w:r>
+      <w:r>
+        <w:rPr>
+          <w:rFonts w:ascii="Times New Roman" w:hAnsi="Times New Roman" w:cs="Times New Roman"/>
+        </w:rPr>
+        <w:t>-</w:t>
+      </w:r>
+      <w:r>
+        <w:rPr>
+          <w:rFonts w:ascii="Times New Roman" w:hAnsi="Times New Roman" w:cs="Times New Roman"/>
+        </w:rPr>
+        <w:t>2024). It consists of approximately 100,000 rows in the fact table, making it well-suited for high-volume data analysis. The data is organized in a Star Schema with a central FactSales table and five dimension tables (DimProduct, DimCustomer, DimDate, DimEmployee, and DimGeography), allowing for granular slicing across categories, geography, and time.</w:t>
       </w:r>
     </w:p>
     <w:p>
@@ -1126,7 +1328,7 @@
         </w:rPr>
         <w:t xml:space="preserve">Source Link: </w:t>
       </w:r>
-      <w:hyperlink r:id="rId6" w:tgtFrame="_blank" w:history="1">
+      <w:hyperlink r:id="rId10" w:tgtFrame="_blank" w:history="1">
         <w:r>
           <w:rPr>
             <w:rStyle w:val="Hyperlink"/>
@@ -1172,6 +1374,7 @@
       <w:r>
         <w:rPr>
           <w:rFonts w:ascii="Times New Roman" w:hAnsi="Times New Roman" w:cs="Times New Roman"/>
+          <w:noProof/>
         </w:rPr>
         <w:drawing>
           <wp:inline distT="0" distB="0" distL="0" distR="0" wp14:anchorId="055B04BC" wp14:editId="53F5214B">
@@ -1189,7 +1392,7 @@
                     <pic:cNvPicPr/>
                   </pic:nvPicPr>
                   <pic:blipFill>
-                    <a:blip r:embed="rId7"/>
+                    <a:blip r:embed="rId11"/>
                     <a:stretch>
                       <a:fillRect/>
                     </a:stretch>
@@ -1232,6 +1435,7 @@
           <w:b/>
           <w:bCs/>
         </w:rPr>
+        <w:lastRenderedPageBreak/>
         <w:t>3. One Challenge Encountered</w:t>
       </w:r>
     </w:p>
@@ -1246,36 +1450,10 @@
         <w:rPr>
           <w:rFonts w:ascii="Times New Roman" w:hAnsi="Times New Roman" w:cs="Times New Roman"/>
         </w:rPr>
-        <w:t xml:space="preserve">One significant challenge was managing the Filter Context for regional comparisons. Initially, the 'Total Revenue' measure </w:t>
-      </w:r>
-      <w:proofErr w:type="gramStart"/>
-      <w:r>
-        <w:rPr>
-          <w:rFonts w:ascii="Times New Roman" w:hAnsi="Times New Roman" w:cs="Times New Roman"/>
-        </w:rPr>
-        <w:t>was showing</w:t>
-      </w:r>
-      <w:proofErr w:type="gramEnd"/>
-      <w:r>
-        <w:rPr>
-          <w:rFonts w:ascii="Times New Roman" w:hAnsi="Times New Roman" w:cs="Times New Roman"/>
-        </w:rPr>
-        <w:t xml:space="preserve"> global totals across all rows. I resolved this by identifying a broken relationship in the Model View and updating the Cross Filter Direction to 'Single' (from Dimension to Fact), ensuring that filters propagate correctly from the </w:t>
-      </w:r>
-      <w:proofErr w:type="gramStart"/>
-      <w:r>
-        <w:rPr>
-          <w:rFonts w:ascii="Times New Roman" w:hAnsi="Times New Roman" w:cs="Times New Roman"/>
-        </w:rPr>
-        <w:t>Geography</w:t>
-      </w:r>
-      <w:proofErr w:type="gramEnd"/>
-      <w:r>
-        <w:rPr>
-          <w:rFonts w:ascii="Times New Roman" w:hAnsi="Times New Roman" w:cs="Times New Roman"/>
-        </w:rPr>
-        <w:t xml:space="preserve"> table to the Sales table.</w:t>
-      </w:r>
+        <w:t>One significant challenge was managing the Filter Context for regional comparisons. Initially, the 'Total Revenue' measure was showing global totals across all rows. I resolved this by identifying a broken relationship in the Model View and updating the Cross Filter Direction to 'Single' (from Dimension to Fact), ensuring that filters propagate correctly from the Geography table to the Sales table.</w:t>
+      </w:r>
+      <w:bookmarkStart w:id="4" w:name="_Toc224596211"/>
+      <w:bookmarkStart w:id="5" w:name="_Toc224597200"/>
     </w:p>
     <w:p>
       <w:pPr>
@@ -1289,10 +1467,7 @@
           <w:szCs w:val="24"/>
         </w:rPr>
       </w:pPr>
-    </w:p>
-    <w:p>
-      <w:pPr>
-        <w:pStyle w:val="Heading1"/>
+      <w:r>
         <w:rPr>
           <w:rFonts w:ascii="Times New Roman" w:hAnsi="Times New Roman" w:cs="Times New Roman"/>
           <w:b/>
@@ -1301,32 +1476,22 @@
           <w:sz w:val="24"/>
           <w:szCs w:val="24"/>
         </w:rPr>
-      </w:pPr>
-      <w:bookmarkStart w:id="2" w:name="_Toc224596211"/>
-      <w:bookmarkStart w:id="3" w:name="_Toc224596283"/>
-      <w:r>
-        <w:rPr>
-          <w:rFonts w:ascii="Times New Roman" w:hAnsi="Times New Roman" w:cs="Times New Roman"/>
-          <w:b/>
-          <w:bCs/>
-          <w:color w:val="auto"/>
-          <w:sz w:val="24"/>
-          <w:szCs w:val="24"/>
-        </w:rPr>
         <w:t>SECTION B: CORE DAX MEASURES</w:t>
       </w:r>
-      <w:bookmarkEnd w:id="2"/>
-      <w:bookmarkEnd w:id="3"/>
-    </w:p>
-    <w:p>
-      <w:pPr>
-        <w:rPr>
-          <w:rFonts w:ascii="Times New Roman" w:hAnsi="Times New Roman" w:cs="Times New Roman"/>
-        </w:rPr>
-      </w:pPr>
-      <w:r>
-        <w:rPr>
-          <w:rFonts w:ascii="Times New Roman" w:hAnsi="Times New Roman" w:cs="Times New Roman"/>
+      <w:bookmarkEnd w:id="4"/>
+      <w:bookmarkEnd w:id="5"/>
+    </w:p>
+    <w:p/>
+    <w:p>
+      <w:pPr>
+        <w:rPr>
+          <w:rFonts w:ascii="Times New Roman" w:hAnsi="Times New Roman" w:cs="Times New Roman"/>
+        </w:rPr>
+      </w:pPr>
+      <w:r>
+        <w:rPr>
+          <w:rFonts w:ascii="Times New Roman" w:hAnsi="Times New Roman" w:cs="Times New Roman"/>
+          <w:noProof/>
         </w:rPr>
         <w:drawing>
           <wp:inline distT="0" distB="0" distL="0" distR="0" wp14:anchorId="021ADB88" wp14:editId="45F53795">
@@ -1344,7 +1509,7 @@
                     <pic:cNvPicPr/>
                   </pic:nvPicPr>
                   <pic:blipFill>
-                    <a:blip r:embed="rId8"/>
+                    <a:blip r:embed="rId12"/>
                     <a:stretch>
                       <a:fillRect/>
                     </a:stretch>
@@ -1374,6 +1539,13 @@
     </w:p>
     <w:p>
       <w:pPr>
+        <w:rPr>
+          <w:rFonts w:ascii="Times New Roman" w:hAnsi="Times New Roman" w:cs="Times New Roman"/>
+        </w:rPr>
+      </w:pPr>
+    </w:p>
+    <w:p>
+      <w:pPr>
         <w:jc w:val="center"/>
         <w:rPr>
           <w:rFonts w:ascii="Times New Roman" w:hAnsi="Times New Roman" w:cs="Times New Roman"/>
@@ -1382,6 +1554,7 @@
       <w:r>
         <w:rPr>
           <w:rFonts w:ascii="Times New Roman" w:hAnsi="Times New Roman" w:cs="Times New Roman"/>
+          <w:noProof/>
         </w:rPr>
         <w:drawing>
           <wp:inline distT="0" distB="0" distL="0" distR="0" wp14:anchorId="57995B7E" wp14:editId="31687125">
@@ -1399,7 +1572,7 @@
                     <pic:cNvPicPr/>
                   </pic:nvPicPr>
                   <pic:blipFill>
-                    <a:blip r:embed="rId9"/>
+                    <a:blip r:embed="rId13"/>
                     <a:stretch>
                       <a:fillRect/>
                     </a:stretch>
@@ -1437,6 +1610,7 @@
       <w:r>
         <w:rPr>
           <w:rFonts w:ascii="Times New Roman" w:hAnsi="Times New Roman" w:cs="Times New Roman"/>
+          <w:noProof/>
         </w:rPr>
         <w:lastRenderedPageBreak/>
         <w:drawing>
@@ -1455,7 +1629,7 @@
                     <pic:cNvPicPr/>
                   </pic:nvPicPr>
                   <pic:blipFill>
-                    <a:blip r:embed="rId10"/>
+                    <a:blip r:embed="rId14"/>
                     <a:stretch>
                       <a:fillRect/>
                     </a:stretch>
@@ -1490,9 +1664,18 @@
           <w:rFonts w:ascii="Times New Roman" w:hAnsi="Times New Roman" w:cs="Times New Roman"/>
         </w:rPr>
       </w:pPr>
-      <w:r>
-        <w:rPr>
-          <w:rFonts w:ascii="Times New Roman" w:hAnsi="Times New Roman" w:cs="Times New Roman"/>
+    </w:p>
+    <w:p>
+      <w:pPr>
+        <w:jc w:val="center"/>
+        <w:rPr>
+          <w:rFonts w:ascii="Times New Roman" w:hAnsi="Times New Roman" w:cs="Times New Roman"/>
+        </w:rPr>
+      </w:pPr>
+      <w:r>
+        <w:rPr>
+          <w:rFonts w:ascii="Times New Roman" w:hAnsi="Times New Roman" w:cs="Times New Roman"/>
+          <w:noProof/>
         </w:rPr>
         <w:drawing>
           <wp:inline distT="0" distB="0" distL="0" distR="0" wp14:anchorId="67B24374" wp14:editId="6E004587">
@@ -1510,7 +1693,7 @@
                     <pic:cNvPicPr/>
                   </pic:nvPicPr>
                   <pic:blipFill>
-                    <a:blip r:embed="rId11"/>
+                    <a:blip r:embed="rId15"/>
                     <a:stretch>
                       <a:fillRect/>
                     </a:stretch>
@@ -1545,19 +1728,9 @@
           <w:rFonts w:ascii="Times New Roman" w:hAnsi="Times New Roman" w:cs="Times New Roman"/>
         </w:rPr>
       </w:pPr>
-      <w:r>
-        <w:rPr>
-          <w:rFonts w:ascii="Times New Roman" w:hAnsi="Times New Roman" w:cs="Times New Roman"/>
-        </w:rPr>
-        <w:t>Measures must:</w:t>
-      </w:r>
-    </w:p>
-    <w:p>
-      <w:pPr>
-        <w:numPr>
-          <w:ilvl w:val="0"/>
-          <w:numId w:val="1"/>
-        </w:numPr>
+    </w:p>
+    <w:p>
+      <w:pPr>
         <w:jc w:val="both"/>
         <w:rPr>
           <w:rFonts w:ascii="Times New Roman" w:hAnsi="Times New Roman" w:cs="Times New Roman"/>
@@ -1567,34 +1740,28 @@
         <w:rPr>
           <w:rFonts w:ascii="Times New Roman" w:hAnsi="Times New Roman" w:cs="Times New Roman"/>
         </w:rPr>
-        <w:t>Use appropriate aggregation functions</w:t>
-      </w:r>
-    </w:p>
-    <w:p>
-      <w:pPr>
-        <w:numPr>
-          <w:ilvl w:val="0"/>
-          <w:numId w:val="1"/>
-        </w:numPr>
+        <w:t>Respond</w:t>
+      </w:r>
+      <w:r>
+        <w:rPr>
+          <w:rFonts w:ascii="Times New Roman" w:hAnsi="Times New Roman" w:cs="Times New Roman"/>
+        </w:rPr>
+        <w:t>ing</w:t>
+      </w:r>
+      <w:r>
+        <w:rPr>
+          <w:rFonts w:ascii="Times New Roman" w:hAnsi="Times New Roman" w:cs="Times New Roman"/>
+        </w:rPr>
+        <w:t xml:space="preserve"> correctly to slicers</w:t>
+      </w:r>
+    </w:p>
+    <w:p>
+      <w:pPr>
         <w:jc w:val="both"/>
         <w:rPr>
           <w:rFonts w:ascii="Times New Roman" w:hAnsi="Times New Roman" w:cs="Times New Roman"/>
         </w:rPr>
       </w:pPr>
-      <w:r>
-        <w:rPr>
-          <w:rFonts w:ascii="Times New Roman" w:hAnsi="Times New Roman" w:cs="Times New Roman"/>
-        </w:rPr>
-        <w:t>Respond correctly to slicers</w:t>
-      </w:r>
-    </w:p>
-    <w:p>
-      <w:pPr>
-        <w:jc w:val="both"/>
-        <w:rPr>
-          <w:rFonts w:ascii="Times New Roman" w:hAnsi="Times New Roman" w:cs="Times New Roman"/>
-        </w:rPr>
-      </w:pPr>
     </w:p>
     <w:p>
       <w:pPr>
@@ -1606,6 +1773,7 @@
       <w:r>
         <w:rPr>
           <w:rFonts w:ascii="Times New Roman" w:hAnsi="Times New Roman" w:cs="Times New Roman"/>
+          <w:noProof/>
         </w:rPr>
         <w:drawing>
           <wp:inline distT="0" distB="0" distL="0" distR="0" wp14:anchorId="584F0DED" wp14:editId="713FDC90">
@@ -1623,7 +1791,7 @@
                     <pic:cNvPicPr/>
                   </pic:nvPicPr>
                   <pic:blipFill>
-                    <a:blip r:embed="rId12"/>
+                    <a:blip r:embed="rId16"/>
                     <a:stretch>
                       <a:fillRect/>
                     </a:stretch>
@@ -1669,6 +1837,7 @@
       <w:r>
         <w:rPr>
           <w:rFonts w:ascii="Times New Roman" w:hAnsi="Times New Roman" w:cs="Times New Roman"/>
+          <w:noProof/>
         </w:rPr>
         <w:lastRenderedPageBreak/>
         <w:drawing>
@@ -1687,7 +1856,7 @@
                     <pic:cNvPicPr/>
                   </pic:nvPicPr>
                   <pic:blipFill>
-                    <a:blip r:embed="rId13"/>
+                    <a:blip r:embed="rId17"/>
                     <a:stretch>
                       <a:fillRect/>
                     </a:stretch>
@@ -1725,6 +1894,7 @@
       <w:r>
         <w:rPr>
           <w:rFonts w:ascii="Times New Roman" w:hAnsi="Times New Roman" w:cs="Times New Roman"/>
+          <w:noProof/>
         </w:rPr>
         <w:drawing>
           <wp:inline distT="0" distB="0" distL="0" distR="0" wp14:anchorId="55F09BF8" wp14:editId="7F2C87F3">
@@ -1742,7 +1912,7 @@
                     <pic:cNvPicPr/>
                   </pic:nvPicPr>
                   <pic:blipFill>
-                    <a:blip r:embed="rId14"/>
+                    <a:blip r:embed="rId18"/>
                     <a:stretch>
                       <a:fillRect/>
                     </a:stretch>
@@ -1772,6 +1942,34 @@
     </w:p>
     <w:p>
       <w:pPr>
+        <w:pStyle w:val="Heading1"/>
+        <w:rPr>
+          <w:rFonts w:ascii="Times New Roman" w:hAnsi="Times New Roman" w:cs="Times New Roman"/>
+          <w:b/>
+          <w:bCs/>
+          <w:color w:val="auto"/>
+          <w:sz w:val="24"/>
+          <w:szCs w:val="24"/>
+        </w:rPr>
+      </w:pPr>
+      <w:bookmarkStart w:id="6" w:name="_Toc224596212"/>
+      <w:bookmarkStart w:id="7" w:name="_Toc224597201"/>
+      <w:r>
+        <w:rPr>
+          <w:rFonts w:ascii="Times New Roman" w:hAnsi="Times New Roman" w:cs="Times New Roman"/>
+          <w:b/>
+          <w:bCs/>
+          <w:color w:val="auto"/>
+          <w:sz w:val="24"/>
+          <w:szCs w:val="24"/>
+        </w:rPr>
+        <w:t>SECTION C: CALCULATED COLUMNS</w:t>
+      </w:r>
+      <w:bookmarkEnd w:id="6"/>
+      <w:bookmarkEnd w:id="7"/>
+    </w:p>
+    <w:p>
+      <w:pPr>
         <w:jc w:val="both"/>
         <w:rPr>
           <w:rFonts w:ascii="Times New Roman" w:hAnsi="Times New Roman" w:cs="Times New Roman"/>
@@ -1799,35 +1997,7 @@
         <w:rPr>
           <w:rFonts w:ascii="Times New Roman" w:hAnsi="Times New Roman" w:cs="Times New Roman"/>
         </w:rPr>
-        <w:t>The row-level logic was implemented using the SWITCH(</w:t>
-      </w:r>
-      <w:proofErr w:type="gramStart"/>
-      <w:r>
-        <w:rPr>
-          <w:rFonts w:ascii="Times New Roman" w:hAnsi="Times New Roman" w:cs="Times New Roman"/>
-        </w:rPr>
-        <w:t>TRUE(</w:t>
-      </w:r>
-      <w:proofErr w:type="gramEnd"/>
-      <w:r>
-        <w:rPr>
-          <w:rFonts w:ascii="Times New Roman" w:hAnsi="Times New Roman" w:cs="Times New Roman"/>
-        </w:rPr>
-        <w:t xml:space="preserve">), ...) and IF functions. Unlike measures, these calculations are performed for every individual record in the dataset during data load. For example, in the Product Category Tier column, the engine evaluates the </w:t>
-      </w:r>
-      <w:proofErr w:type="spellStart"/>
-      <w:r>
-        <w:rPr>
-          <w:rFonts w:ascii="Times New Roman" w:hAnsi="Times New Roman" w:cs="Times New Roman"/>
-        </w:rPr>
-        <w:t>ListPrice</w:t>
-      </w:r>
-      <w:proofErr w:type="spellEnd"/>
-      <w:r>
-        <w:rPr>
-          <w:rFonts w:ascii="Times New Roman" w:hAnsi="Times New Roman" w:cs="Times New Roman"/>
-        </w:rPr>
-        <w:t xml:space="preserve"> of each specific row against the defined conditions to assign a static category. This ensures that the categorization is 'baked into' the data model, allowing for high-performance filtering in the final dashboard.</w:t>
+        <w:t>The row-level logic was implemented using the SWITCH(TRUE(), ...) and IF functions. Unlike measures, these calculations are performed for every individual record in the dataset during data load. For example, in the Product Category Tier column, the engine evaluates the ListPrice of each specific row against the defined conditions to assign a static category. This ensures that the categorization is 'baked into' the data model, allowing for high-performance filtering in the final dashboard.</w:t>
       </w:r>
     </w:p>
     <w:p>
@@ -1933,87 +2103,28 @@
     </w:p>
     <w:p>
       <w:pPr>
-        <w:pStyle w:val="Heading1"/>
-        <w:rPr>
-          <w:rFonts w:ascii="Times New Roman" w:hAnsi="Times New Roman" w:cs="Times New Roman"/>
-          <w:b/>
-          <w:bCs/>
-          <w:color w:val="auto"/>
-          <w:sz w:val="24"/>
-          <w:szCs w:val="24"/>
-        </w:rPr>
-      </w:pPr>
-      <w:bookmarkStart w:id="4" w:name="_Toc224596212"/>
-      <w:bookmarkStart w:id="5" w:name="_Toc224596284"/>
-      <w:r>
-        <w:rPr>
-          <w:rFonts w:ascii="Times New Roman" w:hAnsi="Times New Roman" w:cs="Times New Roman"/>
-          <w:b/>
-          <w:bCs/>
-          <w:color w:val="auto"/>
-          <w:sz w:val="24"/>
-          <w:szCs w:val="24"/>
-        </w:rPr>
-        <w:t>SECTION C: CALCULATED COLUMNS</w:t>
-      </w:r>
-      <w:bookmarkEnd w:id="4"/>
-      <w:bookmarkEnd w:id="5"/>
-    </w:p>
-    <w:p>
-      <w:pPr>
         <w:jc w:val="both"/>
         <w:rPr>
           <w:rFonts w:ascii="Times New Roman" w:hAnsi="Times New Roman" w:cs="Times New Roman"/>
         </w:rPr>
       </w:pPr>
-      <w:r>
-        <w:rPr>
-          <w:rFonts w:ascii="Times New Roman" w:hAnsi="Times New Roman" w:cs="Times New Roman"/>
-        </w:rPr>
-        <w:t xml:space="preserve">By using the CALCULATE function combined with </w:t>
-      </w:r>
-      <w:proofErr w:type="gramStart"/>
-      <w:r>
-        <w:rPr>
-          <w:rFonts w:ascii="Times New Roman" w:hAnsi="Times New Roman" w:cs="Times New Roman"/>
-        </w:rPr>
-        <w:t>ALL(</w:t>
-      </w:r>
-      <w:proofErr w:type="gramEnd"/>
-      <w:r>
-        <w:rPr>
-          <w:rFonts w:ascii="Times New Roman" w:hAnsi="Times New Roman" w:cs="Times New Roman"/>
-        </w:rPr>
-        <w:t>), I successfully demonstrated Context Override. While the standard Total Revenue measure respects the 'Filter Context' (responding to row labels and slicers), the Global Revenue measure intentionally ignores these filters. This</w:t>
-      </w:r>
-      <w:r>
-        <w:rPr>
-          <w:rFonts w:ascii="Times New Roman" w:hAnsi="Times New Roman" w:cs="Times New Roman"/>
-        </w:rPr>
-        <w:t xml:space="preserve"> allows for a direct comparison between a specific segment and the entire business, which is essential for </w:t>
-      </w:r>
-      <w:r>
-        <w:rPr>
-          <w:rFonts w:ascii="Times New Roman" w:hAnsi="Times New Roman" w:cs="Times New Roman"/>
-        </w:rPr>
-        <w:t>calculating the % Contribution metric.</w:t>
-      </w:r>
-    </w:p>
-    <w:p>
-      <w:pPr>
-        <w:jc w:val="both"/>
-        <w:rPr>
-          <w:rFonts w:ascii="Times New Roman" w:hAnsi="Times New Roman" w:cs="Times New Roman"/>
-        </w:rPr>
-      </w:pPr>
-      <w:r>
-        <w:rPr>
-          <w:rFonts w:ascii="Times New Roman" w:hAnsi="Times New Roman" w:cs="Times New Roman"/>
+    </w:p>
+    <w:p>
+      <w:pPr>
+        <w:jc w:val="center"/>
+        <w:rPr>
+          <w:rFonts w:ascii="Times New Roman" w:hAnsi="Times New Roman" w:cs="Times New Roman"/>
+        </w:rPr>
+      </w:pPr>
+      <w:r>
+        <w:rPr>
+          <w:rFonts w:ascii="Times New Roman" w:hAnsi="Times New Roman" w:cs="Times New Roman"/>
+          <w:noProof/>
         </w:rPr>
         <w:drawing>
-          <wp:inline distT="0" distB="0" distL="0" distR="0" wp14:anchorId="044BE549" wp14:editId="27E8A72C">
-            <wp:extent cx="5943600" cy="2449830"/>
-            <wp:effectExtent l="19050" t="19050" r="19050" b="26670"/>
+          <wp:inline distT="0" distB="0" distL="0" distR="0" wp14:anchorId="044BE549" wp14:editId="0DFCCADF">
+            <wp:extent cx="5772150" cy="2379162"/>
+            <wp:effectExtent l="19050" t="19050" r="19050" b="21590"/>
             <wp:docPr id="518000268" name="Picture 1"/>
             <wp:cNvGraphicFramePr>
               <a:graphicFrameLocks xmlns:a="http://schemas.openxmlformats.org/drawingml/2006/main" noChangeAspect="1"/>
@@ -2026,7 +2137,7 @@
                     <pic:cNvPicPr/>
                   </pic:nvPicPr>
                   <pic:blipFill>
-                    <a:blip r:embed="rId15"/>
+                    <a:blip r:embed="rId19"/>
                     <a:stretch>
                       <a:fillRect/>
                     </a:stretch>
@@ -2034,7 +2145,7 @@
                   <pic:spPr>
                     <a:xfrm>
                       <a:off x="0" y="0"/>
-                      <a:ext cx="5943600" cy="2449830"/>
+                      <a:ext cx="5801759" cy="2391366"/>
                     </a:xfrm>
                     <a:prstGeom prst="rect">
                       <a:avLst/>
@@ -2056,16 +2167,16 @@
     </w:p>
     <w:p>
       <w:pPr>
-        <w:jc w:val="both"/>
-        <w:rPr>
-          <w:rFonts w:ascii="Times New Roman" w:hAnsi="Times New Roman" w:cs="Times New Roman"/>
-        </w:rPr>
-      </w:pPr>
-      <w:r>
-        <w:rPr>
-          <w:rFonts w:ascii="Times New Roman" w:hAnsi="Times New Roman" w:cs="Times New Roman"/>
-        </w:rPr>
-        <w:lastRenderedPageBreak/>
+        <w:jc w:val="center"/>
+        <w:rPr>
+          <w:rFonts w:ascii="Times New Roman" w:hAnsi="Times New Roman" w:cs="Times New Roman"/>
+        </w:rPr>
+      </w:pPr>
+      <w:r>
+        <w:rPr>
+          <w:rFonts w:ascii="Times New Roman" w:hAnsi="Times New Roman" w:cs="Times New Roman"/>
+          <w:noProof/>
+        </w:rPr>
         <w:drawing>
           <wp:inline distT="0" distB="0" distL="0" distR="0" wp14:anchorId="5BCC859A" wp14:editId="372E1739">
             <wp:extent cx="5943600" cy="2310130"/>
@@ -2082,7 +2193,7 @@
                     <pic:cNvPicPr/>
                   </pic:nvPicPr>
                   <pic:blipFill>
-                    <a:blip r:embed="rId16"/>
+                    <a:blip r:embed="rId20"/>
                     <a:stretch>
                       <a:fillRect/>
                     </a:stretch>
@@ -2122,8 +2233,8 @@
           <w:szCs w:val="24"/>
         </w:rPr>
       </w:pPr>
-      <w:bookmarkStart w:id="6" w:name="_Toc224596213"/>
-      <w:bookmarkStart w:id="7" w:name="_Toc224596285"/>
+      <w:bookmarkStart w:id="8" w:name="_Toc224596213"/>
+      <w:bookmarkStart w:id="9" w:name="_Toc224597202"/>
       <w:r>
         <w:rPr>
           <w:rFonts w:ascii="Times New Roman" w:hAnsi="Times New Roman" w:cs="Times New Roman"/>
@@ -2135,8 +2246,8 @@
         </w:rPr>
         <w:t>SECTION D: FILTER CONTEXT &amp; CALCULATE</w:t>
       </w:r>
-      <w:bookmarkEnd w:id="6"/>
-      <w:bookmarkEnd w:id="7"/>
+      <w:bookmarkEnd w:id="8"/>
+      <w:bookmarkEnd w:id="9"/>
     </w:p>
     <w:p>
       <w:pPr>
@@ -2148,6 +2259,41 @@
       <w:r>
         <w:rPr>
           <w:rFonts w:ascii="Times New Roman" w:hAnsi="Times New Roman" w:cs="Times New Roman"/>
+        </w:rPr>
+        <w:t>By using the CALCULATE function combined with ALL(), I successfully demonstrated Context Override. While the standard Total Revenue measure respects the 'Filter Context' (responding to row labels and slicers), the Global Revenue measure intentionally ignores these filters. This</w:t>
+      </w:r>
+      <w:r>
+        <w:rPr>
+          <w:rFonts w:ascii="Times New Roman" w:hAnsi="Times New Roman" w:cs="Times New Roman"/>
+        </w:rPr>
+        <w:t xml:space="preserve"> allows </w:t>
+      </w:r>
+      <w:r>
+        <w:rPr>
+          <w:rFonts w:ascii="Times New Roman" w:hAnsi="Times New Roman" w:cs="Times New Roman"/>
+        </w:rPr>
+        <w:lastRenderedPageBreak/>
+        <w:t xml:space="preserve">for a direct comparison between a specific segment and the entire business, which is essential for </w:t>
+      </w:r>
+      <w:r>
+        <w:rPr>
+          <w:rFonts w:ascii="Times New Roman" w:hAnsi="Times New Roman" w:cs="Times New Roman"/>
+        </w:rPr>
+        <w:t>calculating the % Contribution metric.</w:t>
+      </w:r>
+    </w:p>
+    <w:p/>
+    <w:p>
+      <w:pPr>
+        <w:jc w:val="both"/>
+        <w:rPr>
+          <w:rFonts w:ascii="Times New Roman" w:hAnsi="Times New Roman" w:cs="Times New Roman"/>
+        </w:rPr>
+      </w:pPr>
+      <w:r>
+        <w:rPr>
+          <w:rFonts w:ascii="Times New Roman" w:hAnsi="Times New Roman" w:cs="Times New Roman"/>
+          <w:noProof/>
         </w:rPr>
         <w:drawing>
           <wp:inline distT="0" distB="0" distL="0" distR="0" wp14:anchorId="48C1DC1A" wp14:editId="5025BD7E">
@@ -2165,7 +2311,7 @@
                     <pic:cNvPicPr/>
                   </pic:nvPicPr>
                   <pic:blipFill>
-                    <a:blip r:embed="rId17"/>
+                    <a:blip r:embed="rId21"/>
                     <a:stretch>
                       <a:fillRect/>
                     </a:stretch>
@@ -2200,11 +2346,19 @@
           <w:rFonts w:ascii="Times New Roman" w:hAnsi="Times New Roman" w:cs="Times New Roman"/>
         </w:rPr>
       </w:pPr>
-      <w:r>
-        <w:rPr>
-          <w:rFonts w:ascii="Times New Roman" w:hAnsi="Times New Roman" w:cs="Times New Roman"/>
-        </w:rPr>
-        <w:lastRenderedPageBreak/>
+    </w:p>
+    <w:p>
+      <w:pPr>
+        <w:jc w:val="both"/>
+        <w:rPr>
+          <w:rFonts w:ascii="Times New Roman" w:hAnsi="Times New Roman" w:cs="Times New Roman"/>
+        </w:rPr>
+      </w:pPr>
+      <w:r>
+        <w:rPr>
+          <w:rFonts w:ascii="Times New Roman" w:hAnsi="Times New Roman" w:cs="Times New Roman"/>
+          <w:noProof/>
+        </w:rPr>
         <w:drawing>
           <wp:inline distT="0" distB="0" distL="0" distR="0" wp14:anchorId="52E361C4" wp14:editId="782A719E">
             <wp:extent cx="5943600" cy="3155950"/>
@@ -2221,7 +2375,7 @@
                     <pic:cNvPicPr/>
                   </pic:nvPicPr>
                   <pic:blipFill>
-                    <a:blip r:embed="rId18"/>
+                    <a:blip r:embed="rId22"/>
                     <a:stretch>
                       <a:fillRect/>
                     </a:stretch>
@@ -2271,8 +2425,8 @@
           <w:szCs w:val="24"/>
         </w:rPr>
       </w:pPr>
-      <w:bookmarkStart w:id="8" w:name="_Toc224596214"/>
-      <w:bookmarkStart w:id="9" w:name="_Toc224596286"/>
+      <w:bookmarkStart w:id="10" w:name="_Toc224596214"/>
+      <w:bookmarkStart w:id="11" w:name="_Toc224597203"/>
       <w:r>
         <w:rPr>
           <w:rFonts w:ascii="Times New Roman" w:hAnsi="Times New Roman" w:cs="Times New Roman"/>
@@ -2282,10 +2436,11 @@
           <w:sz w:val="24"/>
           <w:szCs w:val="24"/>
         </w:rPr>
+        <w:lastRenderedPageBreak/>
         <w:t>SECTION E: ITERATOR FUNCTION</w:t>
       </w:r>
-      <w:bookmarkEnd w:id="8"/>
-      <w:bookmarkEnd w:id="9"/>
+      <w:bookmarkEnd w:id="10"/>
+      <w:bookmarkEnd w:id="11"/>
     </w:p>
     <w:p>
       <w:pPr>
@@ -2305,6 +2460,7 @@
       <w:r>
         <w:rPr>
           <w:rFonts w:ascii="Times New Roman" w:hAnsi="Times New Roman" w:cs="Times New Roman"/>
+          <w:noProof/>
         </w:rPr>
         <w:drawing>
           <wp:inline distT="0" distB="0" distL="0" distR="0" wp14:anchorId="08A95889" wp14:editId="28AFC25C">
@@ -2322,7 +2478,7 @@
                     <pic:cNvPicPr/>
                   </pic:nvPicPr>
                   <pic:blipFill>
-                    <a:blip r:embed="rId19"/>
+                    <a:blip r:embed="rId23"/>
                     <a:stretch>
                       <a:fillRect/>
                     </a:stretch>
@@ -2373,36 +2529,7 @@
         <w:rPr>
           <w:rFonts w:ascii="Times New Roman" w:hAnsi="Times New Roman" w:cs="Times New Roman"/>
         </w:rPr>
-        <w:t xml:space="preserve"> It iterates through the </w:t>
-      </w:r>
-      <w:proofErr w:type="spellStart"/>
-      <w:r>
-        <w:rPr>
-          <w:rFonts w:ascii="Times New Roman" w:hAnsi="Times New Roman" w:cs="Times New Roman"/>
-        </w:rPr>
-        <w:lastRenderedPageBreak/>
-        <w:t>FactSales</w:t>
-      </w:r>
-      <w:proofErr w:type="spellEnd"/>
-      <w:r>
-        <w:rPr>
-          <w:rFonts w:ascii="Times New Roman" w:hAnsi="Times New Roman" w:cs="Times New Roman"/>
-        </w:rPr>
-        <w:t xml:space="preserve"> table line-by-line, calculating the 16% tax for each individual transaction before </w:t>
-      </w:r>
-      <w:proofErr w:type="gramStart"/>
-      <w:r>
-        <w:rPr>
-          <w:rFonts w:ascii="Times New Roman" w:hAnsi="Times New Roman" w:cs="Times New Roman"/>
-        </w:rPr>
-        <w:t>summing</w:t>
-      </w:r>
-      <w:proofErr w:type="gramEnd"/>
-      <w:r>
-        <w:rPr>
-          <w:rFonts w:ascii="Times New Roman" w:hAnsi="Times New Roman" w:cs="Times New Roman"/>
-        </w:rPr>
-        <w:t xml:space="preserve"> the results. This demonstrates an understanding of how row-level granularity can be maintained within a dynamic measure.</w:t>
+        <w:t xml:space="preserve"> It iterates through the FactSales table line-by-line, calculating the 16% tax for each individual transaction before summing the results. This demonstrates an understanding of how row-level granularity can be maintained within a dynamic measure.</w:t>
       </w:r>
     </w:p>
     <w:p>
@@ -2415,6 +2542,7 @@
       <w:r>
         <w:rPr>
           <w:rFonts w:ascii="Times New Roman" w:hAnsi="Times New Roman" w:cs="Times New Roman"/>
+          <w:noProof/>
         </w:rPr>
         <w:drawing>
           <wp:inline distT="0" distB="0" distL="0" distR="0" wp14:anchorId="13B9266C" wp14:editId="16C6383B">
@@ -2432,7 +2560,7 @@
                     <pic:cNvPicPr/>
                   </pic:nvPicPr>
                   <pic:blipFill>
-                    <a:blip r:embed="rId20"/>
+                    <a:blip r:embed="rId24"/>
                     <a:stretch>
                       <a:fillRect/>
                     </a:stretch>
@@ -2493,30 +2621,8 @@
         <w:rPr>
           <w:rFonts w:ascii="Times New Roman" w:hAnsi="Times New Roman" w:cs="Times New Roman"/>
         </w:rPr>
-        <w:t xml:space="preserve"> that performs a row-level subtraction for every record in the </w:t>
-      </w:r>
-      <w:proofErr w:type="spellStart"/>
-      <w:r>
-        <w:rPr>
-          <w:rFonts w:ascii="Times New Roman" w:hAnsi="Times New Roman" w:cs="Times New Roman"/>
-        </w:rPr>
-        <w:t>FactSales</w:t>
-      </w:r>
-      <w:proofErr w:type="spellEnd"/>
-      <w:r>
-        <w:rPr>
-          <w:rFonts w:ascii="Times New Roman" w:hAnsi="Times New Roman" w:cs="Times New Roman"/>
-        </w:rPr>
-        <w:t xml:space="preserve"> table before aggregating the results into a final average. This demonstrates that the measure is sensitive to individual transaction granularity even when displayed at a high-level category view.</w:t>
-      </w:r>
-    </w:p>
-    <w:p>
-      <w:pPr>
-        <w:jc w:val="both"/>
-        <w:rPr>
-          <w:rFonts w:ascii="Times New Roman" w:hAnsi="Times New Roman" w:cs="Times New Roman"/>
-        </w:rPr>
-      </w:pPr>
+        <w:t xml:space="preserve"> that performs a row-level subtraction for every record in the FactSales table before aggregating the results into a final average. This demonstrates that the measure is sensitive to individual transaction granularity even when displayed at a high-level category view.</w:t>
+      </w:r>
     </w:p>
     <w:p>
       <w:pPr>
@@ -2530,8 +2636,8 @@
           <w:szCs w:val="24"/>
         </w:rPr>
       </w:pPr>
-      <w:bookmarkStart w:id="10" w:name="_Toc224596215"/>
-      <w:bookmarkStart w:id="11" w:name="_Toc224596287"/>
+      <w:bookmarkStart w:id="12" w:name="_Toc224596215"/>
+      <w:bookmarkStart w:id="13" w:name="_Toc224597204"/>
       <w:r>
         <w:rPr>
           <w:rFonts w:ascii="Times New Roman" w:hAnsi="Times New Roman" w:cs="Times New Roman"/>
@@ -2541,27 +2647,27 @@
           <w:sz w:val="24"/>
           <w:szCs w:val="24"/>
         </w:rPr>
-        <w:lastRenderedPageBreak/>
         <w:t>SECTION F: TIME INTELLIGENCE</w:t>
       </w:r>
-      <w:bookmarkEnd w:id="10"/>
-      <w:bookmarkEnd w:id="11"/>
-    </w:p>
-    <w:p>
-      <w:pPr>
-        <w:jc w:val="both"/>
-        <w:rPr>
-          <w:rFonts w:ascii="Times New Roman" w:hAnsi="Times New Roman" w:cs="Times New Roman"/>
-        </w:rPr>
-      </w:pPr>
-      <w:r>
-        <w:rPr>
-          <w:rFonts w:ascii="Times New Roman" w:hAnsi="Times New Roman" w:cs="Times New Roman"/>
+      <w:bookmarkEnd w:id="12"/>
+      <w:bookmarkEnd w:id="13"/>
+    </w:p>
+    <w:p>
+      <w:pPr>
+        <w:jc w:val="center"/>
+        <w:rPr>
+          <w:rFonts w:ascii="Times New Roman" w:hAnsi="Times New Roman" w:cs="Times New Roman"/>
+        </w:rPr>
+      </w:pPr>
+      <w:r>
+        <w:rPr>
+          <w:rFonts w:ascii="Times New Roman" w:hAnsi="Times New Roman" w:cs="Times New Roman"/>
+          <w:noProof/>
         </w:rPr>
         <w:drawing>
-          <wp:inline distT="0" distB="0" distL="0" distR="0" wp14:anchorId="5B6F5B70" wp14:editId="3D9C1AC9">
-            <wp:extent cx="5943600" cy="3152775"/>
-            <wp:effectExtent l="19050" t="19050" r="19050" b="28575"/>
+          <wp:inline distT="0" distB="0" distL="0" distR="0" wp14:anchorId="5B6F5B70" wp14:editId="06BEC7EB">
+            <wp:extent cx="5784850" cy="3068566"/>
+            <wp:effectExtent l="19050" t="19050" r="25400" b="17780"/>
             <wp:docPr id="1447124998" name="Picture 1"/>
             <wp:cNvGraphicFramePr>
               <a:graphicFrameLocks xmlns:a="http://schemas.openxmlformats.org/drawingml/2006/main" noChangeAspect="1"/>
@@ -2574,7 +2680,7 @@
                     <pic:cNvPicPr/>
                   </pic:nvPicPr>
                   <pic:blipFill>
-                    <a:blip r:embed="rId21"/>
+                    <a:blip r:embed="rId25"/>
                     <a:stretch>
                       <a:fillRect/>
                     </a:stretch>
@@ -2582,7 +2688,7 @@
                   <pic:spPr>
                     <a:xfrm>
                       <a:off x="0" y="0"/>
-                      <a:ext cx="5943600" cy="3152775"/>
+                      <a:ext cx="5802444" cy="3077899"/>
                     </a:xfrm>
                     <a:prstGeom prst="rect">
                       <a:avLst/>
@@ -2612,6 +2718,7 @@
       <w:r>
         <w:rPr>
           <w:rFonts w:ascii="Times New Roman" w:hAnsi="Times New Roman" w:cs="Times New Roman"/>
+          <w:noProof/>
         </w:rPr>
         <w:drawing>
           <wp:inline distT="0" distB="0" distL="0" distR="0" wp14:anchorId="689AF30A" wp14:editId="0C0179DE">
@@ -2629,7 +2736,7 @@
                     <pic:cNvPicPr/>
                   </pic:nvPicPr>
                   <pic:blipFill>
-                    <a:blip r:embed="rId22"/>
+                    <a:blip r:embed="rId26"/>
                     <a:stretch>
                       <a:fillRect/>
                     </a:stretch>
@@ -2667,6 +2774,7 @@
       <w:r>
         <w:rPr>
           <w:rFonts w:ascii="Times New Roman" w:hAnsi="Times New Roman" w:cs="Times New Roman"/>
+          <w:noProof/>
         </w:rPr>
         <w:lastRenderedPageBreak/>
         <w:drawing>
@@ -2685,7 +2793,7 @@
                     <pic:cNvPicPr/>
                   </pic:nvPicPr>
                   <pic:blipFill>
-                    <a:blip r:embed="rId23"/>
+                    <a:blip r:embed="rId27"/>
                     <a:stretch>
                       <a:fillRect/>
                     </a:stretch>
@@ -2724,44 +2832,16 @@
         <w:rPr>
           <w:rFonts w:ascii="Times New Roman" w:hAnsi="Times New Roman" w:cs="Times New Roman"/>
         </w:rPr>
-        <w:t xml:space="preserve">I utilized the dedicated </w:t>
-      </w:r>
-      <w:proofErr w:type="spellStart"/>
-      <w:r>
-        <w:rPr>
-          <w:rFonts w:ascii="Times New Roman" w:hAnsi="Times New Roman" w:cs="Times New Roman"/>
-        </w:rPr>
-        <w:t>DimDate</w:t>
-      </w:r>
-      <w:proofErr w:type="spellEnd"/>
-      <w:r>
-        <w:rPr>
-          <w:rFonts w:ascii="Times New Roman" w:hAnsi="Times New Roman" w:cs="Times New Roman"/>
-        </w:rPr>
-        <w:t xml:space="preserve"> table to perform Time Intelligence calculations. By using TOTALYTD and SAMEPERIODLASTYEAR referenced against the </w:t>
-      </w:r>
-      <w:proofErr w:type="spellStart"/>
-      <w:proofErr w:type="gramStart"/>
-      <w:r>
-        <w:rPr>
-          <w:rFonts w:ascii="Times New Roman" w:hAnsi="Times New Roman" w:cs="Times New Roman"/>
-        </w:rPr>
-        <w:t>DimDate</w:t>
-      </w:r>
-      <w:proofErr w:type="spellEnd"/>
-      <w:r>
-        <w:rPr>
-          <w:rFonts w:ascii="Times New Roman" w:hAnsi="Times New Roman" w:cs="Times New Roman"/>
-        </w:rPr>
-        <w:t>[</w:t>
-      </w:r>
-      <w:proofErr w:type="gramEnd"/>
-      <w:r>
-        <w:rPr>
-          <w:rFonts w:ascii="Times New Roman" w:hAnsi="Times New Roman" w:cs="Times New Roman"/>
-        </w:rPr>
-        <w:t>Date] column, I ensured that the calculations remain accurate across different calendar granularities and respond dynamically to the date slicer.</w:t>
-      </w:r>
+        <w:t>I utilized the dedicated DimDate table to perform Time Intelligence calculations. By using TOTALYTD and SAMEPERIODLASTYEAR referenced against the DimDate[Date] column, I ensured that the calculations remain accurate across different calendar granularities and respond dynamically to the date slicer.</w:t>
+      </w:r>
+    </w:p>
+    <w:p>
+      <w:pPr>
+        <w:jc w:val="both"/>
+        <w:rPr>
+          <w:rFonts w:ascii="Times New Roman" w:hAnsi="Times New Roman" w:cs="Times New Roman"/>
+        </w:rPr>
+      </w:pPr>
     </w:p>
     <w:p>
       <w:pPr>
@@ -2773,6 +2853,7 @@
       <w:r>
         <w:rPr>
           <w:rFonts w:ascii="Times New Roman" w:hAnsi="Times New Roman" w:cs="Times New Roman"/>
+          <w:noProof/>
         </w:rPr>
         <w:drawing>
           <wp:inline distT="0" distB="0" distL="0" distR="0" wp14:anchorId="36F1027F" wp14:editId="58F5AC4C">
@@ -2790,7 +2871,7 @@
                     <pic:cNvPicPr/>
                   </pic:nvPicPr>
                   <pic:blipFill>
-                    <a:blip r:embed="rId24"/>
+                    <a:blip r:embed="rId28"/>
                     <a:stretch>
                       <a:fillRect/>
                     </a:stretch>
@@ -2825,9 +2906,18 @@
           <w:rFonts w:ascii="Times New Roman" w:hAnsi="Times New Roman" w:cs="Times New Roman"/>
         </w:rPr>
       </w:pPr>
-      <w:r>
-        <w:rPr>
-          <w:rFonts w:ascii="Times New Roman" w:hAnsi="Times New Roman" w:cs="Times New Roman"/>
+    </w:p>
+    <w:p>
+      <w:pPr>
+        <w:jc w:val="center"/>
+        <w:rPr>
+          <w:rFonts w:ascii="Times New Roman" w:hAnsi="Times New Roman" w:cs="Times New Roman"/>
+        </w:rPr>
+      </w:pPr>
+      <w:r>
+        <w:rPr>
+          <w:rFonts w:ascii="Times New Roman" w:hAnsi="Times New Roman" w:cs="Times New Roman"/>
+          <w:noProof/>
         </w:rPr>
         <w:drawing>
           <wp:inline distT="0" distB="0" distL="0" distR="0" wp14:anchorId="16B1AFF0" wp14:editId="4D0F6219">
@@ -2845,7 +2935,7 @@
                     <pic:cNvPicPr/>
                   </pic:nvPicPr>
                   <pic:blipFill>
-                    <a:blip r:embed="rId25"/>
+                    <a:blip r:embed="rId29"/>
                     <a:stretch>
                       <a:fillRect/>
                     </a:stretch>
@@ -2893,8 +2983,8 @@
           <w:szCs w:val="24"/>
         </w:rPr>
       </w:pPr>
-      <w:bookmarkStart w:id="12" w:name="_Toc224596216"/>
-      <w:bookmarkStart w:id="13" w:name="_Toc224596288"/>
+      <w:bookmarkStart w:id="14" w:name="_Toc224596216"/>
+      <w:bookmarkStart w:id="15" w:name="_Toc224597205"/>
       <w:r>
         <w:rPr>
           <w:rFonts w:ascii="Times New Roman" w:hAnsi="Times New Roman" w:cs="Times New Roman"/>
@@ -2907,8 +2997,8 @@
         <w:lastRenderedPageBreak/>
         <w:t>SECTION G: VISUAL VALIDATION</w:t>
       </w:r>
-      <w:bookmarkEnd w:id="12"/>
-      <w:bookmarkEnd w:id="13"/>
+      <w:bookmarkEnd w:id="14"/>
+      <w:bookmarkEnd w:id="15"/>
     </w:p>
     <w:p>
       <w:pPr>
@@ -2920,6 +3010,7 @@
       <w:r>
         <w:rPr>
           <w:rFonts w:ascii="Times New Roman" w:hAnsi="Times New Roman" w:cs="Times New Roman"/>
+          <w:noProof/>
         </w:rPr>
         <w:drawing>
           <wp:inline distT="0" distB="0" distL="0" distR="0" wp14:anchorId="44D0B5FF" wp14:editId="60E8275A">
@@ -2937,7 +3028,7 @@
                     <pic:cNvPicPr/>
                   </pic:nvPicPr>
                   <pic:blipFill>
-                    <a:blip r:embed="rId26"/>
+                    <a:blip r:embed="rId30"/>
                     <a:stretch>
                       <a:fillRect/>
                     </a:stretch>
@@ -2965,6 +3056,61 @@
         </w:drawing>
       </w:r>
     </w:p>
+    <w:p>
+      <w:pPr>
+        <w:jc w:val="both"/>
+        <w:rPr>
+          <w:rFonts w:ascii="Times New Roman" w:hAnsi="Times New Roman" w:cs="Times New Roman"/>
+        </w:rPr>
+      </w:pPr>
+    </w:p>
+    <w:p>
+      <w:pPr>
+        <w:pStyle w:val="Heading1"/>
+        <w:rPr>
+          <w:rFonts w:ascii="Times New Roman" w:hAnsi="Times New Roman" w:cs="Times New Roman"/>
+          <w:b/>
+          <w:bCs/>
+          <w:color w:val="auto"/>
+          <w:sz w:val="24"/>
+          <w:szCs w:val="24"/>
+        </w:rPr>
+      </w:pPr>
+      <w:bookmarkStart w:id="16" w:name="_Toc224597206"/>
+      <w:r>
+        <w:rPr>
+          <w:rFonts w:ascii="Times New Roman" w:hAnsi="Times New Roman" w:cs="Times New Roman"/>
+          <w:b/>
+          <w:bCs/>
+          <w:color w:val="auto"/>
+          <w:sz w:val="24"/>
+          <w:szCs w:val="24"/>
+        </w:rPr>
+        <w:t>GitHub Link</w:t>
+      </w:r>
+      <w:bookmarkEnd w:id="16"/>
+    </w:p>
+    <w:p>
+      <w:pPr>
+        <w:jc w:val="both"/>
+        <w:rPr>
+          <w:rFonts w:ascii="Times New Roman" w:hAnsi="Times New Roman" w:cs="Times New Roman"/>
+          <w:b/>
+          <w:bCs/>
+        </w:rPr>
+      </w:pPr>
+      <w:hyperlink r:id="rId31" w:history="1">
+        <w:r>
+          <w:rPr>
+            <w:rStyle w:val="Hyperlink"/>
+            <w:rFonts w:ascii="Times New Roman" w:hAnsi="Times New Roman" w:cs="Times New Roman"/>
+            <w:b/>
+            <w:bCs/>
+          </w:rPr>
+          <w:t>HermelaDev/Business-Intelligence-DAX-Lab-DSA3050-</w:t>
+        </w:r>
+      </w:hyperlink>
+    </w:p>
     <w:sectPr>
       <w:pgSz w:w="12240" w:h="15840"/>
       <w:pgMar w:top="1440" w:right="1440" w:bottom="1440" w:left="1440" w:header="720" w:footer="720" w:gutter="0"/>
@@ -2973,6 +3119,56 @@
     </w:sectPr>
   </w:body>
 </w:document>
+</file>
+
+<file path=word/endnotes.xml><?xml version="1.0" encoding="utf-8"?>
+<w:endnotes xmlns:wpc="http://schemas.microsoft.com/office/word/2010/wordprocessingCanvas" xmlns:cx="http://schemas.microsoft.com/office/drawing/2014/chartex" xmlns:cx1="http://schemas.microsoft.com/office/drawing/2015/9/8/chartex" xmlns:cx2="http://schemas.microsoft.com/office/drawing/2015/10/21/chartex" xmlns:cx3="http://schemas.microsoft.com/office/drawing/2016/5/9/chartex" xmlns:cx4="http://schemas.microsoft.com/office/drawing/2016/5/10/chartex" xmlns:cx5="http://schemas.microsoft.com/office/drawing/2016/5/11/chartex" xmlns:cx6="http://schemas.microsoft.com/office/drawing/2016/5/12/chartex" xmlns:cx7="http://schemas.microsoft.com/office/drawing/2016/5/13/chartex" xmlns:cx8="http://schemas.microsoft.com/office/drawing/2016/5/14/chartex" xmlns:mc="http://schemas.openxmlformats.org/markup-compatibility/2006" xmlns:aink="http://schemas.microsoft.com/office/drawing/2016/ink" xmlns:am3d="http://schemas.microsoft.com/office/drawing/2017/model3d" xmlns:o="urn:schemas-microsoft-com:office:office" xmlns:oel="http://schemas.microsoft.com/office/2019/extlst" xmlns:r="http://schemas.openxmlformats.org/officeDocument/2006/relationships" xmlns:m="http://schemas.openxmlformats.org/officeDocument/2006/math" xmlns:v="urn:schemas-microsoft-com:vml" xmlns:wp14="http://schemas.microsoft.com/office/word/2010/wordprocessingDrawing" xmlns:wp="http://schemas.openxmlformats.org/drawingml/2006/wordprocessingDrawing" xmlns:w10="urn:schemas-microsoft-com:office:word" xmlns:w="http://schemas.openxmlformats.org/wordprocessingml/2006/main" xmlns:w14="http://schemas.microsoft.com/office/word/2010/wordml" xmlns:w15="http://schemas.microsoft.com/office/word/2012/wordml" xmlns:w16cex="http://schemas.microsoft.com/office/word/2018/wordml/cex" xmlns:w16cid="http://schemas.microsoft.com/office/word/2016/wordml/cid" xmlns:w16="http://schemas.microsoft.com/office/word/2018/wordml" xmlns:w16du="http://schemas.microsoft.com/office/word/2023/wordml/word16du" xmlns:w16sdtdh="http://schemas.microsoft.com/office/word/2020/wordml/sdtdatahash" xmlns:w16sdtfl="http://schemas.microsoft.com/office/word/2024/wordml/sdtformatlock" xmlns:w16se="http://schemas.microsoft.com/office/word/2015/wordml/symex" xmlns:wpg="http://schemas.microsoft.com/office/word/2010/wordprocessingGroup" xmlns:wpi="http://schemas.microsoft.com/office/word/2010/wordprocessingInk" xmlns:wne="http://schemas.microsoft.com/office/word/2006/wordml" xmlns:wps="http://schemas.microsoft.com/office/word/2010/wordprocessingShape" mc:Ignorable="w14 w15 w16se w16cid w16 w16cex w16sdtdh w16sdtfl w16du wp14">
+  <w:endnote w:type="separator" w:id="-1">
+    <w:p>
+      <w:pPr>
+        <w:spacing w:after="0" w:line="240" w:lineRule="auto"/>
+      </w:pPr>
+      <w:r>
+        <w:separator/>
+      </w:r>
+    </w:p>
+  </w:endnote>
+  <w:endnote w:type="continuationSeparator" w:id="0">
+    <w:p>
+      <w:pPr>
+        <w:spacing w:after="0" w:line="240" w:lineRule="auto"/>
+      </w:pPr>
+      <w:r>
+        <w:continuationSeparator/>
+      </w:r>
+    </w:p>
+  </w:endnote>
+</w:endnotes>
+</file>
+
+<file path=word/footnotes.xml><?xml version="1.0" encoding="utf-8"?>
+<w:footnotes xmlns:wpc="http://schemas.microsoft.com/office/word/2010/wordprocessingCanvas" xmlns:cx="http://schemas.microsoft.com/office/drawing/2014/chartex" xmlns:cx1="http://schemas.microsoft.com/office/drawing/2015/9/8/chartex" xmlns:cx2="http://schemas.microsoft.com/office/drawing/2015/10/21/chartex" xmlns:cx3="http://schemas.microsoft.com/office/drawing/2016/5/9/chartex" xmlns:cx4="http://schemas.microsoft.com/office/drawing/2016/5/10/chartex" xmlns:cx5="http://schemas.microsoft.com/office/drawing/2016/5/11/chartex" xmlns:cx6="http://schemas.microsoft.com/office/drawing/2016/5/12/chartex" xmlns:cx7="http://schemas.microsoft.com/office/drawing/2016/5/13/chartex" xmlns:cx8="http://schemas.microsoft.com/office/drawing/2016/5/14/chartex" xmlns:mc="http://schemas.openxmlformats.org/markup-compatibility/2006" xmlns:aink="http://schemas.microsoft.com/office/drawing/2016/ink" xmlns:am3d="http://schemas.microsoft.com/office/drawing/2017/model3d" xmlns:o="urn:schemas-microsoft-com:office:office" xmlns:oel="http://schemas.microsoft.com/office/2019/extlst" xmlns:r="http://schemas.openxmlformats.org/officeDocument/2006/relationships" xmlns:m="http://schemas.openxmlformats.org/officeDocument/2006/math" xmlns:v="urn:schemas-microsoft-com:vml" xmlns:wp14="http://schemas.microsoft.com/office/word/2010/wordprocessingDrawing" xmlns:wp="http://schemas.openxmlformats.org/drawingml/2006/wordprocessingDrawing" xmlns:w10="urn:schemas-microsoft-com:office:word" xmlns:w="http://schemas.openxmlformats.org/wordprocessingml/2006/main" xmlns:w14="http://schemas.microsoft.com/office/word/2010/wordml" xmlns:w15="http://schemas.microsoft.com/office/word/2012/wordml" xmlns:w16cex="http://schemas.microsoft.com/office/word/2018/wordml/cex" xmlns:w16cid="http://schemas.microsoft.com/office/word/2016/wordml/cid" xmlns:w16="http://schemas.microsoft.com/office/word/2018/wordml" xmlns:w16du="http://schemas.microsoft.com/office/word/2023/wordml/word16du" xmlns:w16sdtdh="http://schemas.microsoft.com/office/word/2020/wordml/sdtdatahash" xmlns:w16sdtfl="http://schemas.microsoft.com/office/word/2024/wordml/sdtformatlock" xmlns:w16se="http://schemas.microsoft.com/office/word/2015/wordml/symex" xmlns:wpg="http://schemas.microsoft.com/office/word/2010/wordprocessingGroup" xmlns:wpi="http://schemas.microsoft.com/office/word/2010/wordprocessingInk" xmlns:wne="http://schemas.microsoft.com/office/word/2006/wordml" xmlns:wps="http://schemas.microsoft.com/office/word/2010/wordprocessingShape" mc:Ignorable="w14 w15 w16se w16cid w16 w16cex w16sdtdh w16sdtfl w16du wp14">
+  <w:footnote w:type="separator" w:id="-1">
+    <w:p>
+      <w:pPr>
+        <w:spacing w:after="0" w:line="240" w:lineRule="auto"/>
+      </w:pPr>
+      <w:r>
+        <w:separator/>
+      </w:r>
+    </w:p>
+  </w:footnote>
+  <w:footnote w:type="continuationSeparator" w:id="0">
+    <w:p>
+      <w:pPr>
+        <w:spacing w:after="0" w:line="240" w:lineRule="auto"/>
+      </w:pPr>
+      <w:r>
+        <w:continuationSeparator/>
+      </w:r>
+    </w:p>
+  </w:footnote>
+</w:footnotes>
 </file>
 
 <file path=word/numbering.xml><?xml version="1.0" encoding="utf-8"?>
@@ -4252,6 +4448,50 @@
       <w:spacing w:after="100"/>
     </w:pPr>
   </w:style>
+  <w:style w:type="paragraph" w:styleId="Header">
+    <w:name w:val="header"/>
+    <w:basedOn w:val="Normal"/>
+    <w:link w:val="HeaderChar"/>
+    <w:uiPriority w:val="99"/>
+    <w:unhideWhenUsed/>
+    <w:rsid w:val="00893C93"/>
+    <w:pPr>
+      <w:tabs>
+        <w:tab w:val="center" w:pos="4680"/>
+        <w:tab w:val="right" w:pos="9360"/>
+      </w:tabs>
+      <w:spacing w:after="0" w:line="240" w:lineRule="auto"/>
+    </w:pPr>
+  </w:style>
+  <w:style w:type="character" w:customStyle="1" w:styleId="HeaderChar">
+    <w:name w:val="Header Char"/>
+    <w:basedOn w:val="DefaultParagraphFont"/>
+    <w:link w:val="Header"/>
+    <w:uiPriority w:val="99"/>
+    <w:rsid w:val="00893C93"/>
+  </w:style>
+  <w:style w:type="paragraph" w:styleId="Footer">
+    <w:name w:val="footer"/>
+    <w:basedOn w:val="Normal"/>
+    <w:link w:val="FooterChar"/>
+    <w:uiPriority w:val="99"/>
+    <w:unhideWhenUsed/>
+    <w:rsid w:val="00893C93"/>
+    <w:pPr>
+      <w:tabs>
+        <w:tab w:val="center" w:pos="4680"/>
+        <w:tab w:val="right" w:pos="9360"/>
+      </w:tabs>
+      <w:spacing w:after="0" w:line="240" w:lineRule="auto"/>
+    </w:pPr>
+  </w:style>
+  <w:style w:type="character" w:customStyle="1" w:styleId="FooterChar">
+    <w:name w:val="Footer Char"/>
+    <w:basedOn w:val="DefaultParagraphFont"/>
+    <w:link w:val="Footer"/>
+    <w:uiPriority w:val="99"/>
+    <w:rsid w:val="00893C93"/>
+  </w:style>
 </w:styles>
 </file>
 
